--- a/Наладчик контрольно-измерительных приборов и автоматики/профессиональной подготовки 14919 Наладчик контрольно-измерительных приборов и автоматики/Лекции МДК 01.01  11 Требования охраны труда при наладке и испытаниях.docx
+++ b/Наладчик контрольно-измерительных приборов и автоматики/профессиональной подготовки 14919 Наладчик контрольно-измерительных приборов и автоматики/Лекции МДК 01.01  11 Требования охраны труда при наладке и испытаниях.docx
@@ -230,21 +230,6 @@
           <w:rFonts w:ascii="Times New Roman" w:hAnsi="Times New Roman" w:cs="Times New Roman"/>
         </w:rPr>
         <w:t>При работе с электронными приборами необходимо учитывать опасность поражения электрическим током от заряженных конденсаторов даже после отключения питания. Перед началом работы конденсаторы должны быть разряжены. Запрещается оставлять без надзора оборудование, находящееся под напряжением.</w:t>
-      </w:r>
-    </w:p>
-    <w:p>
-      <w:pPr>
-        <w:spacing w:line="360" w:lineRule="auto" w:before="240" w:after="80"/>
-        <w:jc w:val="left"/>
-      </w:pPr>
-      <w:r>
-        <w:rPr>
-          <w:rFonts w:ascii="Times New Roman" w:hAnsi="Times New Roman"/>
-          <w:b/>
-          <w:sz w:val="28"/>
-          <w:rFonts w:ascii="Times New Roman" w:hAnsi="Times New Roman" w:cs="Times New Roman"/>
-        </w:rPr>
-        <w:t>Вопросы для повторения (Лекция 1):</w:t>
       </w:r>
     </w:p>
     <w:p>
@@ -499,7 +484,40 @@
           <w:sz w:val="28"/>
           <w:rFonts w:ascii="Times New Roman" w:hAnsi="Times New Roman" w:cs="Times New Roman"/>
         </w:rPr>
-        <w:t>При необходимости проведения работ при наличии взрывоопасной смеси применяются взрывозащищённые инструменты и приборы. Допускается использование инструмента из цветных металлов (медь, латунь, бронза) и искробезопасных измерительных приборов. Запрещается использование стального инструмента, который может дать искру при ударе.</w:t>
+      </w:r>
+      <w:r>
+        <w:drawing>
+          <wp:inline xmlns:a="http://schemas.openxmlformats.org/drawingml/2006/main" xmlns:pic="http://schemas.openxmlformats.org/drawingml/2006/picture">
+            <wp:extent cx="5029200" cy="4704184"/>
+            <wp:docPr id="1" name="Picture 1"/>
+            <wp:cNvGraphicFramePr>
+              <a:graphicFrameLocks noChangeAspect="1"/>
+            </wp:cNvGraphicFramePr>
+            <a:graphic>
+              <a:graphicData uri="http://schemas.openxmlformats.org/drawingml/2006/picture">
+                <pic:pic>
+                  <pic:nvPicPr>
+                    <pic:cNvPr id="0" name="diagram_11.png"/>
+                    <pic:cNvPicPr/>
+                  </pic:nvPicPr>
+                  <pic:blipFill>
+                    <a:blip r:embed="rId9"/>
+                    <a:stretch>
+                      <a:fillRect/>
+                    </a:stretch>
+                  </pic:blipFill>
+                  <pic:spPr>
+                    <a:xfrm>
+                      <a:off x="0" y="0"/>
+                      <a:ext cx="5029200" cy="4704184"/>
+                    </a:xfrm>
+                    <a:prstGeom prst="rect"/>
+                  </pic:spPr>
+                </pic:pic>
+              </a:graphicData>
+            </a:graphic>
+          </wp:inline>
+        </w:drawing>
       </w:r>
     </w:p>
     <w:p>
@@ -605,6 +623,1093 @@
           <w:rFonts w:ascii="Times New Roman" w:hAnsi="Times New Roman" w:cs="Times New Roman"/>
         </w:rPr>
         <w:t>5. Что проверяется по завершении работ во взрывоопасной зоне?</w:t>
+      </w:r>
+    </w:p>
+    <w:tbl>
+      <w:tblPr>
+        <w:tblStyle w:val="TableGrid"/>
+        <w:tblW w:type="auto" w:w="0"/>
+        <w:jc w:val="center"/>
+        <w:tblLook w:firstColumn="1" w:firstRow="1" w:lastColumn="0" w:lastRow="0" w:noHBand="0" w:noVBand="1" w:val="04A0"/>
+      </w:tblPr>
+      <w:tblGrid>
+        <w:gridCol w:w="2339"/>
+        <w:gridCol w:w="2339"/>
+        <w:gridCol w:w="2339"/>
+        <w:gridCol w:w="2339"/>
+      </w:tblGrid>
+      <w:tr>
+        <w:tc>
+          <w:tcPr>
+            <w:tcW w:type="dxa" w:w="2339"/>
+            <w:shd w:fill="4472C4" w:val="clear"/>
+          </w:tcPr>
+          <w:p>
+            <w:pPr>
+              <w:jc w:val="center"/>
+            </w:pPr>
+            <w:r/>
+            <w:r>
+              <w:rPr>
+                <w:b/>
+                <w:color w:val="FFFFFF"/>
+                <w:sz w:val="18"/>
+              </w:rPr>
+              <w:t>Опасный фактор</w:t>
+            </w:r>
+          </w:p>
+        </w:tc>
+        <w:tc>
+          <w:tcPr>
+            <w:tcW w:type="dxa" w:w="2339"/>
+            <w:shd w:fill="4472C4" w:val="clear"/>
+          </w:tcPr>
+          <w:p>
+            <w:pPr>
+              <w:jc w:val="center"/>
+            </w:pPr>
+            <w:r/>
+            <w:r>
+              <w:rPr>
+                <w:b/>
+                <w:color w:val="FFFFFF"/>
+                <w:sz w:val="18"/>
+              </w:rPr>
+              <w:t>Источник</w:t>
+            </w:r>
+          </w:p>
+        </w:tc>
+        <w:tc>
+          <w:tcPr>
+            <w:tcW w:type="dxa" w:w="2339"/>
+            <w:shd w:fill="4472C4" w:val="clear"/>
+          </w:tcPr>
+          <w:p>
+            <w:pPr>
+              <w:jc w:val="center"/>
+            </w:pPr>
+            <w:r/>
+            <w:r>
+              <w:rPr>
+                <w:b/>
+                <w:color w:val="FFFFFF"/>
+                <w:sz w:val="18"/>
+              </w:rPr>
+              <w:t>Мера защиты</w:t>
+            </w:r>
+          </w:p>
+        </w:tc>
+        <w:tc>
+          <w:tcPr>
+            <w:tcW w:type="dxa" w:w="2339"/>
+            <w:shd w:fill="4472C4" w:val="clear"/>
+          </w:tcPr>
+          <w:p>
+            <w:pPr>
+              <w:jc w:val="center"/>
+            </w:pPr>
+            <w:r/>
+            <w:r>
+              <w:rPr>
+                <w:b/>
+                <w:color w:val="FFFFFF"/>
+                <w:sz w:val="18"/>
+              </w:rPr>
+              <w:t>Средство защиты</w:t>
+            </w:r>
+          </w:p>
+        </w:tc>
+      </w:tr>
+      <w:tr>
+        <w:tc>
+          <w:tcPr>
+            <w:tcW w:type="dxa" w:w="2339"/>
+            <w:shd w:fill="D9E2F3" w:val="clear"/>
+          </w:tcPr>
+          <w:p>
+            <w:pPr>
+              <w:jc w:val="left"/>
+            </w:pPr>
+            <w:r/>
+            <w:r>
+              <w:rPr>
+                <w:sz w:val="18"/>
+              </w:rPr>
+              <w:t>Электрический ток</w:t>
+            </w:r>
+          </w:p>
+        </w:tc>
+        <w:tc>
+          <w:tcPr>
+            <w:tcW w:type="dxa" w:w="2339"/>
+            <w:shd w:fill="D9E2F3" w:val="clear"/>
+          </w:tcPr>
+          <w:p>
+            <w:pPr>
+              <w:jc w:val="left"/>
+            </w:pPr>
+            <w:r/>
+            <w:r>
+              <w:rPr>
+                <w:sz w:val="18"/>
+              </w:rPr>
+              <w:t>Оборудование под напряжением</w:t>
+            </w:r>
+          </w:p>
+        </w:tc>
+        <w:tc>
+          <w:tcPr>
+            <w:tcW w:type="dxa" w:w="2339"/>
+            <w:shd w:fill="D9E2F3" w:val="clear"/>
+          </w:tcPr>
+          <w:p>
+            <w:pPr>
+              <w:jc w:val="left"/>
+            </w:pPr>
+            <w:r/>
+            <w:r>
+              <w:rPr>
+                <w:sz w:val="18"/>
+              </w:rPr>
+              <w:t>Снятие напряжения, заземление</w:t>
+            </w:r>
+          </w:p>
+        </w:tc>
+        <w:tc>
+          <w:tcPr>
+            <w:tcW w:type="dxa" w:w="2339"/>
+            <w:shd w:fill="D9E2F3" w:val="clear"/>
+          </w:tcPr>
+          <w:p>
+            <w:pPr>
+              <w:jc w:val="left"/>
+            </w:pPr>
+            <w:r/>
+            <w:r>
+              <w:rPr>
+                <w:sz w:val="18"/>
+              </w:rPr>
+              <w:t>Диэлектрические перчатки, коврик</w:t>
+            </w:r>
+          </w:p>
+        </w:tc>
+      </w:tr>
+      <w:tr>
+        <w:tc>
+          <w:tcPr>
+            <w:tcW w:type="dxa" w:w="2339"/>
+          </w:tcPr>
+          <w:p>
+            <w:pPr>
+              <w:jc w:val="left"/>
+            </w:pPr>
+            <w:r/>
+            <w:r>
+              <w:rPr>
+                <w:sz w:val="18"/>
+              </w:rPr>
+              <w:t>Травмы при такелаже</w:t>
+            </w:r>
+          </w:p>
+        </w:tc>
+        <w:tc>
+          <w:tcPr>
+            <w:tcW w:type="dxa" w:w="2339"/>
+          </w:tcPr>
+          <w:p>
+            <w:pPr>
+              <w:jc w:val="left"/>
+            </w:pPr>
+            <w:r/>
+            <w:r>
+              <w:rPr>
+                <w:sz w:val="18"/>
+              </w:rPr>
+              <w:t>Подъём грузов, строповка</w:t>
+            </w:r>
+          </w:p>
+        </w:tc>
+        <w:tc>
+          <w:tcPr>
+            <w:tcW w:type="dxa" w:w="2339"/>
+          </w:tcPr>
+          <w:p>
+            <w:pPr>
+              <w:jc w:val="left"/>
+            </w:pPr>
+            <w:r/>
+            <w:r>
+              <w:rPr>
+                <w:sz w:val="18"/>
+              </w:rPr>
+              <w:t>Схема строповки, допуск</w:t>
+            </w:r>
+          </w:p>
+        </w:tc>
+        <w:tc>
+          <w:tcPr>
+            <w:tcW w:type="dxa" w:w="2339"/>
+          </w:tcPr>
+          <w:p>
+            <w:pPr>
+              <w:jc w:val="left"/>
+            </w:pPr>
+            <w:r/>
+            <w:r>
+              <w:rPr>
+                <w:sz w:val="18"/>
+              </w:rPr>
+              <w:t>Каска, рукавицы</w:t>
+            </w:r>
+          </w:p>
+        </w:tc>
+      </w:tr>
+      <w:tr>
+        <w:tc>
+          <w:tcPr>
+            <w:tcW w:type="dxa" w:w="2339"/>
+            <w:shd w:fill="D9E2F3" w:val="clear"/>
+          </w:tcPr>
+          <w:p>
+            <w:pPr>
+              <w:jc w:val="left"/>
+            </w:pPr>
+            <w:r/>
+            <w:r>
+              <w:rPr>
+                <w:sz w:val="18"/>
+              </w:rPr>
+              <w:t>Ожоги</w:t>
+            </w:r>
+          </w:p>
+        </w:tc>
+        <w:tc>
+          <w:tcPr>
+            <w:tcW w:type="dxa" w:w="2339"/>
+            <w:shd w:fill="D9E2F3" w:val="clear"/>
+          </w:tcPr>
+          <w:p>
+            <w:pPr>
+              <w:jc w:val="left"/>
+            </w:pPr>
+            <w:r/>
+            <w:r>
+              <w:rPr>
+                <w:sz w:val="18"/>
+              </w:rPr>
+              <w:t>Пар, горячие поверхности</w:t>
+            </w:r>
+          </w:p>
+        </w:tc>
+        <w:tc>
+          <w:tcPr>
+            <w:tcW w:type="dxa" w:w="2339"/>
+            <w:shd w:fill="D9E2F3" w:val="clear"/>
+          </w:tcPr>
+          <w:p>
+            <w:pPr>
+              <w:jc w:val="left"/>
+            </w:pPr>
+            <w:r/>
+            <w:r>
+              <w:rPr>
+                <w:sz w:val="18"/>
+              </w:rPr>
+              <w:t>Теплоизоляция, ограждения</w:t>
+            </w:r>
+          </w:p>
+        </w:tc>
+        <w:tc>
+          <w:tcPr>
+            <w:tcW w:type="dxa" w:w="2339"/>
+            <w:shd w:fill="D9E2F3" w:val="clear"/>
+          </w:tcPr>
+          <w:p>
+            <w:pPr>
+              <w:jc w:val="left"/>
+            </w:pPr>
+            <w:r/>
+            <w:r>
+              <w:rPr>
+                <w:sz w:val="18"/>
+              </w:rPr>
+              <w:t>Рукавицы, спецодежда</w:t>
+            </w:r>
+          </w:p>
+        </w:tc>
+      </w:tr>
+      <w:tr>
+        <w:tc>
+          <w:tcPr>
+            <w:tcW w:type="dxa" w:w="2339"/>
+          </w:tcPr>
+          <w:p>
+            <w:pPr>
+              <w:jc w:val="left"/>
+            </w:pPr>
+            <w:r/>
+            <w:r>
+              <w:rPr>
+                <w:sz w:val="18"/>
+              </w:rPr>
+              <w:t>Падение с высоты</w:t>
+            </w:r>
+          </w:p>
+        </w:tc>
+        <w:tc>
+          <w:tcPr>
+            <w:tcW w:type="dxa" w:w="2339"/>
+          </w:tcPr>
+          <w:p>
+            <w:pPr>
+              <w:jc w:val="left"/>
+            </w:pPr>
+            <w:r/>
+            <w:r>
+              <w:rPr>
+                <w:sz w:val="18"/>
+              </w:rPr>
+              <w:t>Работа на отметках &gt;1,3 м</w:t>
+            </w:r>
+          </w:p>
+        </w:tc>
+        <w:tc>
+          <w:tcPr>
+            <w:tcW w:type="dxa" w:w="2339"/>
+          </w:tcPr>
+          <w:p>
+            <w:pPr>
+              <w:jc w:val="left"/>
+            </w:pPr>
+            <w:r/>
+            <w:r>
+              <w:rPr>
+                <w:sz w:val="18"/>
+              </w:rPr>
+              <w:t>Леса, настилы</w:t>
+            </w:r>
+          </w:p>
+        </w:tc>
+        <w:tc>
+          <w:tcPr>
+            <w:tcW w:type="dxa" w:w="2339"/>
+          </w:tcPr>
+          <w:p>
+            <w:pPr>
+              <w:jc w:val="left"/>
+            </w:pPr>
+            <w:r/>
+            <w:r>
+              <w:rPr>
+                <w:sz w:val="18"/>
+              </w:rPr>
+              <w:t>Страховочная привязь</w:t>
+            </w:r>
+          </w:p>
+        </w:tc>
+      </w:tr>
+      <w:tr>
+        <w:tc>
+          <w:tcPr>
+            <w:tcW w:type="dxa" w:w="2339"/>
+            <w:shd w:fill="D9E2F3" w:val="clear"/>
+          </w:tcPr>
+          <w:p>
+            <w:pPr>
+              <w:jc w:val="left"/>
+            </w:pPr>
+            <w:r/>
+            <w:r>
+              <w:rPr>
+                <w:sz w:val="18"/>
+              </w:rPr>
+              <w:t>Отравление газами</w:t>
+            </w:r>
+          </w:p>
+        </w:tc>
+        <w:tc>
+          <w:tcPr>
+            <w:tcW w:type="dxa" w:w="2339"/>
+            <w:shd w:fill="D9E2F3" w:val="clear"/>
+          </w:tcPr>
+          <w:p>
+            <w:pPr>
+              <w:jc w:val="left"/>
+            </w:pPr>
+            <w:r/>
+            <w:r>
+              <w:rPr>
+                <w:sz w:val="18"/>
+              </w:rPr>
+              <w:t>Токсичные среды, ёмкости</w:t>
+            </w:r>
+          </w:p>
+        </w:tc>
+        <w:tc>
+          <w:tcPr>
+            <w:tcW w:type="dxa" w:w="2339"/>
+            <w:shd w:fill="D9E2F3" w:val="clear"/>
+          </w:tcPr>
+          <w:p>
+            <w:pPr>
+              <w:jc w:val="left"/>
+            </w:pPr>
+            <w:r/>
+            <w:r>
+              <w:rPr>
+                <w:sz w:val="18"/>
+              </w:rPr>
+              <w:t>Газоанализатор, вентиляция</w:t>
+            </w:r>
+          </w:p>
+        </w:tc>
+        <w:tc>
+          <w:tcPr>
+            <w:tcW w:type="dxa" w:w="2339"/>
+            <w:shd w:fill="D9E2F3" w:val="clear"/>
+          </w:tcPr>
+          <w:p>
+            <w:pPr>
+              <w:jc w:val="left"/>
+            </w:pPr>
+            <w:r/>
+            <w:r>
+              <w:rPr>
+                <w:sz w:val="18"/>
+              </w:rPr>
+              <w:t>Противогаз, респиратор</w:t>
+            </w:r>
+          </w:p>
+        </w:tc>
+      </w:tr>
+      <w:tr>
+        <w:tc>
+          <w:tcPr>
+            <w:tcW w:type="dxa" w:w="2339"/>
+          </w:tcPr>
+          <w:p>
+            <w:pPr>
+              <w:jc w:val="left"/>
+            </w:pPr>
+            <w:r/>
+            <w:r>
+              <w:rPr>
+                <w:sz w:val="18"/>
+              </w:rPr>
+              <w:t>Шум и вибрация</w:t>
+            </w:r>
+          </w:p>
+        </w:tc>
+        <w:tc>
+          <w:tcPr>
+            <w:tcW w:type="dxa" w:w="2339"/>
+          </w:tcPr>
+          <w:p>
+            <w:pPr>
+              <w:jc w:val="left"/>
+            </w:pPr>
+            <w:r/>
+            <w:r>
+              <w:rPr>
+                <w:sz w:val="18"/>
+              </w:rPr>
+              <w:t>Насосы, компрессоры</w:t>
+            </w:r>
+          </w:p>
+        </w:tc>
+        <w:tc>
+          <w:tcPr>
+            <w:tcW w:type="dxa" w:w="2339"/>
+          </w:tcPr>
+          <w:p>
+            <w:pPr>
+              <w:jc w:val="left"/>
+            </w:pPr>
+            <w:r/>
+            <w:r>
+              <w:rPr>
+                <w:sz w:val="18"/>
+              </w:rPr>
+              <w:t>Глушители, виброизоляция</w:t>
+            </w:r>
+          </w:p>
+        </w:tc>
+        <w:tc>
+          <w:tcPr>
+            <w:tcW w:type="dxa" w:w="2339"/>
+          </w:tcPr>
+          <w:p>
+            <w:pPr>
+              <w:jc w:val="left"/>
+            </w:pPr>
+            <w:r/>
+            <w:r>
+              <w:rPr>
+                <w:sz w:val="18"/>
+              </w:rPr>
+              <w:t>Беруши, наушники</w:t>
+            </w:r>
+          </w:p>
+        </w:tc>
+      </w:tr>
+    </w:tbl>
+    <w:tbl>
+      <w:tblPr>
+        <w:tblStyle w:val="TableGrid"/>
+        <w:tblW w:type="auto" w:w="0"/>
+        <w:jc w:val="center"/>
+        <w:tblLook w:firstColumn="1" w:firstRow="1" w:lastColumn="0" w:lastRow="0" w:noHBand="0" w:noVBand="1" w:val="04A0"/>
+      </w:tblPr>
+      <w:tblGrid>
+        <w:gridCol w:w="2339"/>
+        <w:gridCol w:w="2339"/>
+        <w:gridCol w:w="2339"/>
+        <w:gridCol w:w="2339"/>
+      </w:tblGrid>
+      <w:tr>
+        <w:tc>
+          <w:tcPr>
+            <w:tcW w:type="dxa" w:w="2339"/>
+            <w:shd w:fill="4472C4" w:val="clear"/>
+          </w:tcPr>
+          <w:p>
+            <w:pPr>
+              <w:jc w:val="center"/>
+            </w:pPr>
+            <w:r/>
+            <w:r>
+              <w:rPr>
+                <w:b/>
+                <w:color w:val="FFFFFF"/>
+                <w:sz w:val="18"/>
+              </w:rPr>
+              <w:t>Класс условий труда</w:t>
+            </w:r>
+          </w:p>
+        </w:tc>
+        <w:tc>
+          <w:tcPr>
+            <w:tcW w:type="dxa" w:w="2339"/>
+            <w:shd w:fill="4472C4" w:val="clear"/>
+          </w:tcPr>
+          <w:p>
+            <w:pPr>
+              <w:jc w:val="center"/>
+            </w:pPr>
+            <w:r/>
+            <w:r>
+              <w:rPr>
+                <w:b/>
+                <w:color w:val="FFFFFF"/>
+                <w:sz w:val="18"/>
+              </w:rPr>
+              <w:t>Степень вредности</w:t>
+            </w:r>
+          </w:p>
+        </w:tc>
+        <w:tc>
+          <w:tcPr>
+            <w:tcW w:type="dxa" w:w="2339"/>
+            <w:shd w:fill="4472C4" w:val="clear"/>
+          </w:tcPr>
+          <w:p>
+            <w:pPr>
+              <w:jc w:val="center"/>
+            </w:pPr>
+            <w:r/>
+            <w:r>
+              <w:rPr>
+                <w:b/>
+                <w:color w:val="FFFFFF"/>
+                <w:sz w:val="18"/>
+              </w:rPr>
+              <w:t>Характеристика</w:t>
+            </w:r>
+          </w:p>
+        </w:tc>
+        <w:tc>
+          <w:tcPr>
+            <w:tcW w:type="dxa" w:w="2339"/>
+            <w:shd w:fill="4472C4" w:val="clear"/>
+          </w:tcPr>
+          <w:p>
+            <w:pPr>
+              <w:jc w:val="center"/>
+            </w:pPr>
+            <w:r/>
+            <w:r>
+              <w:rPr>
+                <w:b/>
+                <w:color w:val="FFFFFF"/>
+                <w:sz w:val="18"/>
+              </w:rPr>
+              <w:t>Доплаты</w:t>
+            </w:r>
+          </w:p>
+        </w:tc>
+      </w:tr>
+      <w:tr>
+        <w:tc>
+          <w:tcPr>
+            <w:tcW w:type="dxa" w:w="2339"/>
+            <w:shd w:fill="D9E2F3" w:val="clear"/>
+          </w:tcPr>
+          <w:p>
+            <w:pPr>
+              <w:jc w:val="left"/>
+            </w:pPr>
+            <w:r/>
+            <w:r>
+              <w:rPr>
+                <w:sz w:val="18"/>
+              </w:rPr>
+              <w:t>1 (Оптимальные)</w:t>
+            </w:r>
+          </w:p>
+        </w:tc>
+        <w:tc>
+          <w:tcPr>
+            <w:tcW w:type="dxa" w:w="2339"/>
+            <w:shd w:fill="D9E2F3" w:val="clear"/>
+          </w:tcPr>
+          <w:p>
+            <w:pPr>
+              <w:jc w:val="left"/>
+            </w:pPr>
+            <w:r/>
+            <w:r>
+              <w:rPr>
+                <w:sz w:val="18"/>
+              </w:rPr>
+              <w:t>—</w:t>
+            </w:r>
+          </w:p>
+        </w:tc>
+        <w:tc>
+          <w:tcPr>
+            <w:tcW w:type="dxa" w:w="2339"/>
+            <w:shd w:fill="D9E2F3" w:val="clear"/>
+          </w:tcPr>
+          <w:p>
+            <w:pPr>
+              <w:jc w:val="left"/>
+            </w:pPr>
+            <w:r/>
+            <w:r>
+              <w:rPr>
+                <w:sz w:val="18"/>
+              </w:rPr>
+              <w:t>Сохранение здоровья работника</w:t>
+            </w:r>
+          </w:p>
+        </w:tc>
+        <w:tc>
+          <w:tcPr>
+            <w:tcW w:type="dxa" w:w="2339"/>
+            <w:shd w:fill="D9E2F3" w:val="clear"/>
+          </w:tcPr>
+          <w:p>
+            <w:pPr>
+              <w:jc w:val="left"/>
+            </w:pPr>
+            <w:r/>
+            <w:r>
+              <w:rPr>
+                <w:sz w:val="18"/>
+              </w:rPr>
+              <w:t>Не предусмотрены</w:t>
+            </w:r>
+          </w:p>
+        </w:tc>
+      </w:tr>
+      <w:tr>
+        <w:tc>
+          <w:tcPr>
+            <w:tcW w:type="dxa" w:w="2339"/>
+          </w:tcPr>
+          <w:p>
+            <w:pPr>
+              <w:jc w:val="left"/>
+            </w:pPr>
+            <w:r/>
+            <w:r>
+              <w:rPr>
+                <w:sz w:val="18"/>
+              </w:rPr>
+              <w:t>2 (Допустимые)</w:t>
+            </w:r>
+          </w:p>
+        </w:tc>
+        <w:tc>
+          <w:tcPr>
+            <w:tcW w:type="dxa" w:w="2339"/>
+          </w:tcPr>
+          <w:p>
+            <w:pPr>
+              <w:jc w:val="left"/>
+            </w:pPr>
+            <w:r/>
+            <w:r>
+              <w:rPr>
+                <w:sz w:val="18"/>
+              </w:rPr>
+              <w:t>—</w:t>
+            </w:r>
+          </w:p>
+        </w:tc>
+        <w:tc>
+          <w:tcPr>
+            <w:tcW w:type="dxa" w:w="2339"/>
+          </w:tcPr>
+          <w:p>
+            <w:pPr>
+              <w:jc w:val="left"/>
+            </w:pPr>
+            <w:r/>
+            <w:r>
+              <w:rPr>
+                <w:sz w:val="18"/>
+              </w:rPr>
+              <w:t>Уровень не превышает гигиенических норм</w:t>
+            </w:r>
+          </w:p>
+        </w:tc>
+        <w:tc>
+          <w:tcPr>
+            <w:tcW w:type="dxa" w:w="2339"/>
+          </w:tcPr>
+          <w:p>
+            <w:pPr>
+              <w:jc w:val="left"/>
+            </w:pPr>
+            <w:r/>
+            <w:r>
+              <w:rPr>
+                <w:sz w:val="18"/>
+              </w:rPr>
+              <w:t>Не предусмотрены</w:t>
+            </w:r>
+          </w:p>
+        </w:tc>
+      </w:tr>
+      <w:tr>
+        <w:tc>
+          <w:tcPr>
+            <w:tcW w:type="dxa" w:w="2339"/>
+            <w:shd w:fill="D9E2F3" w:val="clear"/>
+          </w:tcPr>
+          <w:p>
+            <w:pPr>
+              <w:jc w:val="left"/>
+            </w:pPr>
+            <w:r/>
+            <w:r>
+              <w:rPr>
+                <w:sz w:val="18"/>
+              </w:rPr>
+              <w:t>3.1 (Вредные)</w:t>
+            </w:r>
+          </w:p>
+        </w:tc>
+        <w:tc>
+          <w:tcPr>
+            <w:tcW w:type="dxa" w:w="2339"/>
+            <w:shd w:fill="D9E2F3" w:val="clear"/>
+          </w:tcPr>
+          <w:p>
+            <w:pPr>
+              <w:jc w:val="left"/>
+            </w:pPr>
+            <w:r/>
+            <w:r>
+              <w:rPr>
+                <w:sz w:val="18"/>
+              </w:rPr>
+              <w:t>1 степень</w:t>
+            </w:r>
+          </w:p>
+        </w:tc>
+        <w:tc>
+          <w:tcPr>
+            <w:tcW w:type="dxa" w:w="2339"/>
+            <w:shd w:fill="D9E2F3" w:val="clear"/>
+          </w:tcPr>
+          <w:p>
+            <w:pPr>
+              <w:jc w:val="left"/>
+            </w:pPr>
+            <w:r/>
+            <w:r>
+              <w:rPr>
+                <w:sz w:val="18"/>
+              </w:rPr>
+              <w:t>Отклонение от норм, обратимые эффекты</w:t>
+            </w:r>
+          </w:p>
+        </w:tc>
+        <w:tc>
+          <w:tcPr>
+            <w:tcW w:type="dxa" w:w="2339"/>
+            <w:shd w:fill="D9E2F3" w:val="clear"/>
+          </w:tcPr>
+          <w:p>
+            <w:pPr>
+              <w:jc w:val="left"/>
+            </w:pPr>
+            <w:r/>
+            <w:r>
+              <w:rPr>
+                <w:sz w:val="18"/>
+              </w:rPr>
+              <w:t>4%</w:t>
+            </w:r>
+          </w:p>
+        </w:tc>
+      </w:tr>
+      <w:tr>
+        <w:tc>
+          <w:tcPr>
+            <w:tcW w:type="dxa" w:w="2339"/>
+          </w:tcPr>
+          <w:p>
+            <w:pPr>
+              <w:jc w:val="left"/>
+            </w:pPr>
+            <w:r/>
+            <w:r>
+              <w:rPr>
+                <w:sz w:val="18"/>
+              </w:rPr>
+              <w:t>3.2 (Вредные)</w:t>
+            </w:r>
+          </w:p>
+        </w:tc>
+        <w:tc>
+          <w:tcPr>
+            <w:tcW w:type="dxa" w:w="2339"/>
+          </w:tcPr>
+          <w:p>
+            <w:pPr>
+              <w:jc w:val="left"/>
+            </w:pPr>
+            <w:r/>
+            <w:r>
+              <w:rPr>
+                <w:sz w:val="18"/>
+              </w:rPr>
+              <w:t>2 степень</w:t>
+            </w:r>
+          </w:p>
+        </w:tc>
+        <w:tc>
+          <w:tcPr>
+            <w:tcW w:type="dxa" w:w="2339"/>
+          </w:tcPr>
+          <w:p>
+            <w:pPr>
+              <w:jc w:val="left"/>
+            </w:pPr>
+            <w:r/>
+            <w:r>
+              <w:rPr>
+                <w:sz w:val="18"/>
+              </w:rPr>
+              <w:t>Стойкие функциональные изменения</w:t>
+            </w:r>
+          </w:p>
+        </w:tc>
+        <w:tc>
+          <w:tcPr>
+            <w:tcW w:type="dxa" w:w="2339"/>
+          </w:tcPr>
+          <w:p>
+            <w:pPr>
+              <w:jc w:val="left"/>
+            </w:pPr>
+            <w:r/>
+            <w:r>
+              <w:rPr>
+                <w:sz w:val="18"/>
+              </w:rPr>
+              <w:t>8%</w:t>
+            </w:r>
+          </w:p>
+        </w:tc>
+      </w:tr>
+      <w:tr>
+        <w:tc>
+          <w:tcPr>
+            <w:tcW w:type="dxa" w:w="2339"/>
+            <w:shd w:fill="D9E2F3" w:val="clear"/>
+          </w:tcPr>
+          <w:p>
+            <w:pPr>
+              <w:jc w:val="left"/>
+            </w:pPr>
+            <w:r/>
+            <w:r>
+              <w:rPr>
+                <w:sz w:val="18"/>
+              </w:rPr>
+              <w:t>3.3 (Вредные)</w:t>
+            </w:r>
+          </w:p>
+        </w:tc>
+        <w:tc>
+          <w:tcPr>
+            <w:tcW w:type="dxa" w:w="2339"/>
+            <w:shd w:fill="D9E2F3" w:val="clear"/>
+          </w:tcPr>
+          <w:p>
+            <w:pPr>
+              <w:jc w:val="left"/>
+            </w:pPr>
+            <w:r/>
+            <w:r>
+              <w:rPr>
+                <w:sz w:val="18"/>
+              </w:rPr>
+              <w:t>3 степень</w:t>
+            </w:r>
+          </w:p>
+        </w:tc>
+        <w:tc>
+          <w:tcPr>
+            <w:tcW w:type="dxa" w:w="2339"/>
+            <w:shd w:fill="D9E2F3" w:val="clear"/>
+          </w:tcPr>
+          <w:p>
+            <w:pPr>
+              <w:jc w:val="left"/>
+            </w:pPr>
+            <w:r/>
+            <w:r>
+              <w:rPr>
+                <w:sz w:val="18"/>
+              </w:rPr>
+              <w:t>Риск развития профзаболеваний</w:t>
+            </w:r>
+          </w:p>
+        </w:tc>
+        <w:tc>
+          <w:tcPr>
+            <w:tcW w:type="dxa" w:w="2339"/>
+            <w:shd w:fill="D9E2F3" w:val="clear"/>
+          </w:tcPr>
+          <w:p>
+            <w:pPr>
+              <w:jc w:val="left"/>
+            </w:pPr>
+            <w:r/>
+            <w:r>
+              <w:rPr>
+                <w:sz w:val="18"/>
+              </w:rPr>
+              <w:t>12%</w:t>
+            </w:r>
+          </w:p>
+        </w:tc>
+      </w:tr>
+      <w:tr>
+        <w:tc>
+          <w:tcPr>
+            <w:tcW w:type="dxa" w:w="2339"/>
+          </w:tcPr>
+          <w:p>
+            <w:pPr>
+              <w:jc w:val="left"/>
+            </w:pPr>
+            <w:r/>
+            <w:r>
+              <w:rPr>
+                <w:sz w:val="18"/>
+              </w:rPr>
+              <w:t>4 (Опасные)</w:t>
+            </w:r>
+          </w:p>
+        </w:tc>
+        <w:tc>
+          <w:tcPr>
+            <w:tcW w:type="dxa" w:w="2339"/>
+          </w:tcPr>
+          <w:p>
+            <w:pPr>
+              <w:jc w:val="left"/>
+            </w:pPr>
+            <w:r/>
+            <w:r>
+              <w:rPr>
+                <w:sz w:val="18"/>
+              </w:rPr>
+              <w:t>—</w:t>
+            </w:r>
+          </w:p>
+        </w:tc>
+        <w:tc>
+          <w:tcPr>
+            <w:tcW w:type="dxa" w:w="2339"/>
+          </w:tcPr>
+          <w:p>
+            <w:pPr>
+              <w:jc w:val="left"/>
+            </w:pPr>
+            <w:r/>
+            <w:r>
+              <w:rPr>
+                <w:sz w:val="18"/>
+              </w:rPr>
+              <w:t>Угроза жизни</w:t>
+            </w:r>
+          </w:p>
+        </w:tc>
+        <w:tc>
+          <w:tcPr>
+            <w:tcW w:type="dxa" w:w="2339"/>
+          </w:tcPr>
+          <w:p>
+            <w:pPr>
+              <w:jc w:val="left"/>
+            </w:pPr>
+            <w:r/>
+            <w:r>
+              <w:rPr>
+                <w:sz w:val="18"/>
+              </w:rPr>
+              <w:t>Запрет на работу</w:t>
+            </w:r>
+          </w:p>
+        </w:tc>
+      </w:tr>
+    </w:tbl>
+    <w:p>
+      <w:pPr>
+        <w:jc w:val="center"/>
+      </w:pPr>
+    </w:p>
+    <w:p>
+      <w:pPr>
+        <w:jc w:val="center"/>
+      </w:pPr>
+      <w:r>
+        <w:rPr>
+          <w:i/>
+        </w:rPr>
+        <w:t xml:space="preserve">Рисунок 1. Статистика причин травматизма при наладке КИПиА</w:t>
+      </w:r>
+    </w:p>
+    <w:p>
+      <w:pPr>
+        <w:spacing w:line="360" w:lineRule="auto" w:before="240" w:after="80"/>
+        <w:jc w:val="left"/>
+      </w:pPr>
+      <w:r>
+        <w:rPr>
+          <w:rFonts w:ascii="Times New Roman" w:hAnsi="Times New Roman"/>
+          <w:b/>
+          <w:sz w:val="28"/>
+          <w:rFonts w:ascii="Times New Roman" w:hAnsi="Times New Roman" w:cs="Times New Roman"/>
+        </w:rPr>
+        <w:t>Вопросы для повторения (Лекция 1):</w:t>
       </w:r>
     </w:p>
     <w:sectPr>
